--- a/DOCUMENTO CONSOLIDADO/Documentos/Grupo 6 - Documento Consolidado.docx
+++ b/DOCUMENTO CONSOLIDADO/Documentos/Grupo 6 - Documento Consolidado.docx
@@ -120,6 +120,7 @@
         <w:rPr>
           <w:b/>
           <w:bCs/>
+          <w:u w:val="single"/>
         </w:rPr>
       </w:pPr>
       <w:r>
@@ -141,14 +142,14 @@
           <w:b/>
           <w:bCs/>
         </w:rPr>
-        <w:t>CUARTO</w:t>
+        <w:t>DOCUMENTO CONSOLIDADO</w:t>
       </w:r>
       <w:r>
         <w:rPr>
           <w:b/>
           <w:bCs/>
         </w:rPr>
-        <w:t xml:space="preserve"> INCREMENTO PARA EL</w:t>
+        <w:t xml:space="preserve"> PARA EL</w:t>
       </w:r>
       <w:r>
         <w:rPr>
@@ -7695,21 +7696,7 @@
             <w:rStyle w:val="Hipervnculo"/>
             <w:noProof/>
           </w:rPr>
-          <w:t xml:space="preserve">Tabla 8.3 “Plan </w:t>
-        </w:r>
-        <w:r>
-          <w:rPr>
-            <w:rStyle w:val="Hipervnculo"/>
-            <w:noProof/>
-          </w:rPr>
-          <w:t>d</w:t>
-        </w:r>
-        <w:r>
-          <w:rPr>
-            <w:rStyle w:val="Hipervnculo"/>
-            <w:noProof/>
-          </w:rPr>
-          <w:t>e mejora”</w:t>
+          <w:t>Tabla 8.3 “Plan de mejora”</w:t>
         </w:r>
         <w:r>
           <w:rPr>
@@ -19347,6 +19334,7 @@
   <w:style w:type="character" w:default="1" w:styleId="Fuentedeprrafopredeter">
     <w:name w:val="Default Paragraph Font"/>
     <w:uiPriority w:val="1"/>
+    <w:semiHidden/>
     <w:unhideWhenUsed/>
   </w:style>
   <w:style w:type="table" w:default="1" w:styleId="Tablanormal">
@@ -20384,6 +20372,12 @@
 </file>
 
 <file path=customXml/item1.xml><?xml version="1.0" encoding="utf-8"?>
+<go:gDocsCustomXmlDataStorage xmlns:go="http://customooxmlschemas.google.com/" xmlns:r="http://schemas.openxmlformats.org/officeDocument/2006/relationships" uri="GoogleDocsCustomDataVersion2">
+  <go:docsCustomData xmlns:go="http://customooxmlschemas.google.com/" roundtripDataSignature="AMtx7mgzDLvJQrn/s3t721qKHDOuEhpMiQ==">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</go:docsCustomData>
+</go:gDocsCustomXmlDataStorage>
+</file>
+
+<file path=customXml/item2.xml><?xml version="1.0" encoding="utf-8"?>
 <b:Sources xmlns:b="http://schemas.openxmlformats.org/officeDocument/2006/bibliography" xmlns="http://schemas.openxmlformats.org/officeDocument/2006/bibliography" SelectedStyle="\APASixthEditionOfficeOnline.xsl" StyleName="APA" Version="6">
   <b:Source>
     <b:Tag>Eug25</b:Tag>
@@ -20472,25 +20466,19 @@
 </b:Sources>
 </file>
 
-<file path=customXml/item2.xml><?xml version="1.0" encoding="utf-8"?>
-<go:gDocsCustomXmlDataStorage xmlns:go="http://customooxmlschemas.google.com/" xmlns:r="http://schemas.openxmlformats.org/officeDocument/2006/relationships" uri="GoogleDocsCustomDataVersion2">
-  <go:docsCustomData xmlns:go="http://customooxmlschemas.google.com/" roundtripDataSignature="AMtx7mgzDLvJQrn/s3t721qKHDOuEhpMiQ==">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</go:docsCustomData>
-</go:gDocsCustomXmlDataStorage>
-</file>
-
 <file path=customXml/itemProps1.xml><?xml version="1.0" encoding="utf-8"?>
-<ds:datastoreItem xmlns:ds="http://schemas.openxmlformats.org/officeDocument/2006/customXml" ds:itemID="{030A59DB-B586-4A73-8AC7-DC8CCB90EE24}">
-  <ds:schemaRefs>
-    <ds:schemaRef ds:uri="http://schemas.openxmlformats.org/officeDocument/2006/bibliography"/>
-  </ds:schemaRefs>
-</ds:datastoreItem>
-</file>
-
-<file path=customXml/itemProps2.xml><?xml version="1.0" encoding="utf-8"?>
 <ds:datastoreItem xmlns:ds="http://schemas.openxmlformats.org/officeDocument/2006/customXml" ds:itemID="{11111111-1234-1234-1234-123412341234}">
   <ds:schemaRefs>
     <ds:schemaRef ds:uri="http://customooxmlschemas.google.com/"/>
     <ds:schemaRef ds:uri="http://schemas.openxmlformats.org/officeDocument/2006/relationships"/>
   </ds:schemaRefs>
 </ds:datastoreItem>
+</file>
+
+<file path=customXml/itemProps2.xml><?xml version="1.0" encoding="utf-8"?>
+<ds:datastoreItem xmlns:ds="http://schemas.openxmlformats.org/officeDocument/2006/customXml" ds:itemID="{030A59DB-B586-4A73-8AC7-DC8CCB90EE24}">
+  <ds:schemaRefs>
+    <ds:schemaRef ds:uri="http://schemas.openxmlformats.org/officeDocument/2006/bibliography"/>
+  </ds:schemaRefs>
+</ds:datastoreItem>
 </file>